--- a/docs/docx/07_USER_FUNCTIONS.docx
+++ b/docs/docx/07_USER_FUNCTIONS.docx
@@ -10707,6 +10707,268 @@
               <w:rPr>
                 <w:rStyle w:val="VerbatimChar"/>
               </w:rPr>
+              <w:t xml:space="preserve">lm_pp_range_fill_up_empty</w:t>
+            </w:r>
+            <w:r>
+              <w:t xml:space="preserve"> </w:t>
+            </w:r>
+            <w:r>
+              <w:t xml:space="preserve">/</w:t>
+            </w:r>
+            <w:r>
+              <w:t xml:space="preserve"> </w:t>
+            </w:r>
+            <w:r>
+              <w:rPr>
+                <w:rStyle w:val="VerbatimChar"/>
+              </w:rPr>
+              <w:t xml:space="preserve">lm_final_fill_up</w:t>
+            </w:r>
+          </w:p>
+        </w:tc>
+        <w:tc>
+          <w:tcPr/>
+          <w:p>
+            <w:pPr>
+              <w:pStyle w:val="Compact"/>
+            </w:pPr>
+            <w:r>
+              <w:rPr>
+                <w:rStyle w:val="VerbatimChar"/>
+              </w:rPr>
+              <w:t xml:space="preserve">заполнить_вверх</w:t>
+            </w:r>
+          </w:p>
+        </w:tc>
+        <w:tc>
+          <w:tcPr/>
+          <w:p>
+            <w:pPr>
+              <w:pStyle w:val="Compact"/>
+            </w:pPr>
+            <w:r>
+              <w:t xml:space="preserve">JSON:</w:t>
+            </w:r>
+            <w:r>
+              <w:t xml:space="preserve"> </w:t>
+            </w:r>
+            <w:r>
+              <w:rPr>
+                <w:rStyle w:val="VerbatimChar"/>
+              </w:rPr>
+              <w:t xml:space="preserve">columns</w:t>
+            </w:r>
+          </w:p>
+        </w:tc>
+        <w:tc>
+          <w:tcPr/>
+          <w:p>
+            <w:pPr>
+              <w:pStyle w:val="Compact"/>
+            </w:pPr>
+            <w:r>
+              <w:t xml:space="preserve">Пустые → значение снизу</w:t>
+            </w:r>
+          </w:p>
+        </w:tc>
+      </w:tr>
+      <w:tr>
+        <w:tc>
+          <w:tcPr/>
+          <w:p>
+            <w:pPr>
+              <w:pStyle w:val="Compact"/>
+            </w:pPr>
+            <w:r>
+              <w:rPr>
+                <w:rStyle w:val="VerbatimChar"/>
+              </w:rPr>
+              <w:t xml:space="preserve">lm_pp_range_unpivot_columns</w:t>
+            </w:r>
+            <w:r>
+              <w:t xml:space="preserve"> </w:t>
+            </w:r>
+            <w:r>
+              <w:t xml:space="preserve">/</w:t>
+            </w:r>
+            <w:r>
+              <w:t xml:space="preserve"> </w:t>
+            </w:r>
+            <w:r>
+              <w:rPr>
+                <w:rStyle w:val="VerbatimChar"/>
+              </w:rPr>
+              <w:t xml:space="preserve">lm_final_unpivot_columns</w:t>
+            </w:r>
+          </w:p>
+        </w:tc>
+        <w:tc>
+          <w:tcPr/>
+          <w:p>
+            <w:pPr>
+              <w:pStyle w:val="Compact"/>
+            </w:pPr>
+            <w:r>
+              <w:rPr>
+                <w:rStyle w:val="VerbatimChar"/>
+              </w:rPr>
+              <w:t xml:space="preserve">развернуть_столбцы</w:t>
+            </w:r>
+          </w:p>
+        </w:tc>
+        <w:tc>
+          <w:tcPr/>
+          <w:p>
+            <w:pPr>
+              <w:pStyle w:val="Compact"/>
+            </w:pPr>
+            <w:r>
+              <w:t xml:space="preserve">JSON unpivot</w:t>
+            </w:r>
+          </w:p>
+        </w:tc>
+        <w:tc>
+          <w:tcPr/>
+          <w:p>
+            <w:pPr>
+              <w:pStyle w:val="Compact"/>
+            </w:pPr>
+            <w:r>
+              <w:t xml:space="preserve">Wide → long</w:t>
+            </w:r>
+          </w:p>
+        </w:tc>
+      </w:tr>
+      <w:tr>
+        <w:tc>
+          <w:tcPr/>
+          <w:p>
+            <w:pPr>
+              <w:pStyle w:val="Compact"/>
+            </w:pPr>
+            <w:r>
+              <w:rPr>
+                <w:rStyle w:val="VerbatimChar"/>
+              </w:rPr>
+              <w:t xml:space="preserve">lm_pp_range_create_sheet</w:t>
+            </w:r>
+            <w:r>
+              <w:t xml:space="preserve"> </w:t>
+            </w:r>
+            <w:r>
+              <w:t xml:space="preserve">/</w:t>
+            </w:r>
+            <w:r>
+              <w:t xml:space="preserve"> </w:t>
+            </w:r>
+            <w:r>
+              <w:rPr>
+                <w:rStyle w:val="VerbatimChar"/>
+              </w:rPr>
+              <w:t xml:space="preserve">lm_final_create_sheet</w:t>
+            </w:r>
+          </w:p>
+        </w:tc>
+        <w:tc>
+          <w:tcPr/>
+          <w:p>
+            <w:pPr>
+              <w:pStyle w:val="Compact"/>
+            </w:pPr>
+            <w:r>
+              <w:rPr>
+                <w:rStyle w:val="VerbatimChar"/>
+              </w:rPr>
+              <w:t xml:space="preserve">создать_лист</w:t>
+            </w:r>
+          </w:p>
+        </w:tc>
+        <w:tc>
+          <w:tcPr/>
+          <w:p>
+            <w:pPr>
+              <w:pStyle w:val="Compact"/>
+            </w:pPr>
+            <w:r>
+              <w:t xml:space="preserve">JSON</w:t>
+            </w:r>
+          </w:p>
+        </w:tc>
+        <w:tc>
+          <w:tcPr/>
+          <w:p>
+            <w:pPr>
+              <w:pStyle w:val="Compact"/>
+            </w:pPr>
+            <w:r>
+              <w:t xml:space="preserve">Новая вкладка + данные</w:t>
+            </w:r>
+          </w:p>
+        </w:tc>
+      </w:tr>
+      <w:tr>
+        <w:tc>
+          <w:tcPr/>
+          <w:p>
+            <w:pPr>
+              <w:pStyle w:val="Compact"/>
+            </w:pPr>
+            <w:r>
+              <w:rPr>
+                <w:rStyle w:val="VerbatimChar"/>
+              </w:rPr>
+              <w:t xml:space="preserve">lm_final_atext_letters</w:t>
+            </w:r>
+          </w:p>
+        </w:tc>
+        <w:tc>
+          <w:tcPr/>
+          <w:p>
+            <w:pPr>
+              <w:pStyle w:val="Compact"/>
+            </w:pPr>
+            <w:r>
+              <w:rPr>
+                <w:rStyle w:val="VerbatimChar"/>
+              </w:rPr>
+              <w:t xml:space="preserve">подготовка_писем</w:t>
+            </w:r>
+          </w:p>
+        </w:tc>
+        <w:tc>
+          <w:tcPr/>
+          <w:p>
+            <w:pPr>
+              <w:pStyle w:val="Compact"/>
+            </w:pPr>
+            <w:r>
+              <w:t xml:space="preserve">JSON AText</w:t>
+            </w:r>
+          </w:p>
+        </w:tc>
+        <w:tc>
+          <w:tcPr/>
+          <w:p>
+            <w:pPr>
+              <w:pStyle w:val="Compact"/>
+            </w:pPr>
+            <w:r>
+              <w:t xml:space="preserve">Файлы по шаблону</w:t>
+            </w:r>
+          </w:p>
+        </w:tc>
+      </w:tr>
+      <w:tr>
+        <w:tc>
+          <w:tcPr/>
+          <w:p>
+            <w:pPr>
+              <w:pStyle w:val="Compact"/>
+            </w:pPr>
+            <w:r>
+              <w:rPr>
+                <w:rStyle w:val="VerbatimChar"/>
+              </w:rPr>
               <w:t xml:space="preserve">lm_pp_range_fill_down_calculate</w:t>
             </w:r>
           </w:p>
@@ -11338,6 +11600,94 @@
             </w:pPr>
             <w:r>
               <w:t xml:space="preserve">Удалить повторы строк по ключу</w:t>
+            </w:r>
+          </w:p>
+        </w:tc>
+      </w:tr>
+      <w:tr>
+        <w:tc>
+          <w:tcPr/>
+          <w:p>
+            <w:pPr>
+              <w:pStyle w:val="Compact"/>
+            </w:pPr>
+            <w:r>
+              <w:rPr>
+                <w:rStyle w:val="VerbatimChar"/>
+              </w:rPr>
+              <w:t xml:space="preserve">lm_pp_range_group_by_rows</w:t>
+            </w:r>
+          </w:p>
+        </w:tc>
+        <w:tc>
+          <w:tcPr/>
+          <w:p>
+            <w:pPr>
+              <w:pStyle w:val="Compact"/>
+            </w:pPr>
+            <w:r>
+              <w:rPr>
+                <w:rStyle w:val="VerbatimChar"/>
+              </w:rPr>
+              <w:t xml:space="preserve">группировать_строки</w:t>
+            </w:r>
+          </w:p>
+        </w:tc>
+        <w:tc>
+          <w:tcPr/>
+          <w:p>
+            <w:pPr>
+              <w:pStyle w:val="Compact"/>
+            </w:pPr>
+            <w:r>
+              <w:t xml:space="preserve">JSON:</w:t>
+            </w:r>
+            <w:r>
+              <w:t xml:space="preserve"> </w:t>
+            </w:r>
+            <w:r>
+              <w:rPr>
+                <w:rStyle w:val="VerbatimChar"/>
+              </w:rPr>
+              <w:t xml:space="preserve">key_columns</w:t>
+            </w:r>
+            <w:r>
+              <w:t xml:space="preserve">,</w:t>
+            </w:r>
+            <w:r>
+              <w:t xml:space="preserve"> </w:t>
+            </w:r>
+            <w:r>
+              <w:rPr>
+                <w:rStyle w:val="VerbatimChar"/>
+              </w:rPr>
+              <w:t xml:space="preserve">aggregations[]</w:t>
+            </w:r>
+            <w:r>
+              <w:t xml:space="preserve">,</w:t>
+            </w:r>
+            <w:r>
+              <w:t xml:space="preserve"> </w:t>
+            </w:r>
+            <w:r>
+              <w:rPr>
+                <w:rStyle w:val="VerbatimChar"/>
+              </w:rPr>
+              <w:t xml:space="preserve">output</w:t>
+            </w:r>
+            <w:r>
+              <w:t xml:space="preserve">, …</w:t>
+            </w:r>
+          </w:p>
+        </w:tc>
+        <w:tc>
+          <w:tcPr/>
+          <w:p>
+            <w:pPr>
+              <w:pStyle w:val="Compact"/>
+            </w:pPr>
+            <w:r>
+              <w:t xml:space="preserve">Сжать строки по ключам + агрегаты (Group By)</w:t>
             </w:r>
           </w:p>
         </w:tc>
